--- a/小野町_引継ぎ_整理済/03_計画素案/小野町高齢者保健福祉計画_第10期介護保険事業計画_素案_第5版_20260925.docx
+++ b/小野町_引継ぎ_整理済/03_計画素案/小野町高齢者保健福祉計画_第10期介護保険事業計画_素案_第5版_20260925.docx
@@ -1192,7 +1192,7 @@
               <w:rPr>
                 <w:sz w:val="18"/>
               </w:rPr>
-              <w:t>**保険料基準額月額6,224円まで算定**</w:t>
+              <w:t>**保険料基準額月額6,210円まで算定**</w:t>
             </w:r>
           </w:p>
         </w:tc>
@@ -24948,7 +24948,7 @@
     </w:p>
     <w:p>
       <w:r>
-        <w:t>**サービス見込量は自然体推計によります。**令和8年度を国保連合会業務統計表（月報）の実績で置き、第1号被保険者1人当たりの給付費を据え置いて第10期将来推計用推計人口で延ばしたものです。地域包括ケア「見える化」システムの自然体推計（利用率・1人1月あたり給付費の変化を0とする置き方）と同じ構造です。</w:t>
+        <w:t>**サービス見込量は自然体推計によります。**令和8年度を国保連合会業務統計表（月報）の実績で置き、第1号被保険者1人当たりの給付費を据え置いて第10期将来推計用推計人口で延ばしたものです。地域包括ケア「見える化」システムの自然体推計（利用率・1人1月あたり給付費の変化を0とする置き方）と総額の置き方が同じです。**ただし区分別の延ばし方は異なり、見える化は施設を利用者数一定とします。**差は保険料の月額で13円です（100円未満切上げ後の水準は変わりません）。</w:t>
       </w:r>
     </w:p>
     <w:p>
@@ -25132,7 +25132,7 @@
               <w:rPr>
                 <w:sz w:val="18"/>
               </w:rPr>
-              <w:t>758</w:t>
+              <w:t>754</w:t>
             </w:r>
           </w:p>
         </w:tc>
@@ -25146,7 +25146,7 @@
               <w:rPr>
                 <w:sz w:val="18"/>
               </w:rPr>
-              <w:t>756</w:t>
+              <w:t>749</w:t>
             </w:r>
           </w:p>
         </w:tc>
@@ -25160,7 +25160,7 @@
               <w:rPr>
                 <w:sz w:val="18"/>
               </w:rPr>
-              <w:t>753</w:t>
+              <w:t>743</w:t>
             </w:r>
           </w:p>
         </w:tc>
@@ -25217,7 +25217,7 @@
               <w:rPr>
                 <w:sz w:val="18"/>
               </w:rPr>
-              <w:t>49.0</w:t>
+              <w:t>48.7</w:t>
             </w:r>
           </w:p>
         </w:tc>
@@ -25231,7 +25231,7 @@
               <w:rPr>
                 <w:sz w:val="18"/>
               </w:rPr>
-              <w:t>48.8</w:t>
+              <w:t>48.4</w:t>
             </w:r>
           </w:p>
         </w:tc>
@@ -25245,7 +25245,7 @@
               <w:rPr>
                 <w:sz w:val="18"/>
               </w:rPr>
-              <w:t>48.7</w:t>
+              <w:t>48.0</w:t>
             </w:r>
           </w:p>
         </w:tc>
@@ -25416,7 +25416,7 @@
               <w:rPr>
                 <w:sz w:val="18"/>
               </w:rPr>
-              <w:t>4.6</w:t>
+              <w:t>4.5</w:t>
             </w:r>
           </w:p>
         </w:tc>
@@ -25474,7 +25474,7 @@
               <w:rPr>
                 <w:sz w:val="18"/>
               </w:rPr>
-              <w:t>261</w:t>
+              <w:t>260</w:t>
             </w:r>
           </w:p>
         </w:tc>
@@ -25488,7 +25488,7 @@
               <w:rPr>
                 <w:sz w:val="18"/>
               </w:rPr>
-              <w:t>260</w:t>
+              <w:t>258</w:t>
             </w:r>
           </w:p>
         </w:tc>
@@ -25502,7 +25502,7 @@
               <w:rPr>
                 <w:sz w:val="18"/>
               </w:rPr>
-              <w:t>260</w:t>
+              <w:t>256</w:t>
             </w:r>
           </w:p>
         </w:tc>
@@ -25559,7 +25559,7 @@
               <w:rPr>
                 <w:sz w:val="18"/>
               </w:rPr>
-              <w:t>40.0</w:t>
+              <w:t>39.8</w:t>
             </w:r>
           </w:p>
         </w:tc>
@@ -25573,7 +25573,7 @@
               <w:rPr>
                 <w:sz w:val="18"/>
               </w:rPr>
-              <w:t>39.9</w:t>
+              <w:t>39.5</w:t>
             </w:r>
           </w:p>
         </w:tc>
@@ -25587,7 +25587,7 @@
               <w:rPr>
                 <w:sz w:val="18"/>
               </w:rPr>
-              <w:t>39.8</w:t>
+              <w:t>39.2</w:t>
             </w:r>
           </w:p>
         </w:tc>
@@ -25830,7 +25830,7 @@
               <w:rPr>
                 <w:sz w:val="18"/>
               </w:rPr>
-              <w:t>8.7</w:t>
+              <w:t>8.6</w:t>
             </w:r>
           </w:p>
         </w:tc>
@@ -25844,7 +25844,7 @@
               <w:rPr>
                 <w:sz w:val="18"/>
               </w:rPr>
-              <w:t>8.6</w:t>
+              <w:t>8.5</w:t>
             </w:r>
           </w:p>
         </w:tc>
@@ -25902,7 +25902,7 @@
               <w:rPr>
                 <w:sz w:val="18"/>
               </w:rPr>
-              <w:t>1,465</w:t>
+              <w:t>1,458</w:t>
             </w:r>
           </w:p>
         </w:tc>
@@ -25916,7 +25916,7 @@
               <w:rPr>
                 <w:sz w:val="18"/>
               </w:rPr>
-              <w:t>1,461</w:t>
+              <w:t>1,447</w:t>
             </w:r>
           </w:p>
         </w:tc>
@@ -25930,7 +25930,7 @@
               <w:rPr>
                 <w:sz w:val="18"/>
               </w:rPr>
-              <w:t>1,456</w:t>
+              <w:t>1,436</w:t>
             </w:r>
           </w:p>
         </w:tc>
@@ -25987,7 +25987,7 @@
               <w:rPr>
                 <w:sz w:val="18"/>
               </w:rPr>
-              <w:t>160.3</w:t>
+              <w:t>159.5</w:t>
             </w:r>
           </w:p>
         </w:tc>
@@ -26001,7 +26001,7 @@
               <w:rPr>
                 <w:sz w:val="18"/>
               </w:rPr>
-              <w:t>159.8</w:t>
+              <w:t>158.3</w:t>
             </w:r>
           </w:p>
         </w:tc>
@@ -26015,7 +26015,7 @@
               <w:rPr>
                 <w:sz w:val="18"/>
               </w:rPr>
-              <w:t>159.3</w:t>
+              <w:t>157.1</w:t>
             </w:r>
           </w:p>
         </w:tc>
@@ -26073,7 +26073,7 @@
               <w:rPr>
                 <w:sz w:val="18"/>
               </w:rPr>
-              <w:t>178</w:t>
+              <w:t>177</w:t>
             </w:r>
           </w:p>
         </w:tc>
@@ -26087,7 +26087,7 @@
               <w:rPr>
                 <w:sz w:val="18"/>
               </w:rPr>
-              <w:t>177</w:t>
+              <w:t>175</w:t>
             </w:r>
           </w:p>
         </w:tc>
@@ -26101,7 +26101,7 @@
               <w:rPr>
                 <w:sz w:val="18"/>
               </w:rPr>
-              <w:t>177</w:t>
+              <w:t>174</w:t>
             </w:r>
           </w:p>
         </w:tc>
@@ -26158,7 +26158,7 @@
               <w:rPr>
                 <w:sz w:val="18"/>
               </w:rPr>
-              <w:t>25.4</w:t>
+              <w:t>25.2</w:t>
             </w:r>
           </w:p>
         </w:tc>
@@ -26172,7 +26172,7 @@
               <w:rPr>
                 <w:sz w:val="18"/>
               </w:rPr>
-              <w:t>25.3</w:t>
+              <w:t>25.0</w:t>
             </w:r>
           </w:p>
         </w:tc>
@@ -26186,7 +26186,7 @@
               <w:rPr>
                 <w:sz w:val="18"/>
               </w:rPr>
-              <w:t>25.2</w:t>
+              <w:t>24.9</w:t>
             </w:r>
           </w:p>
         </w:tc>
@@ -26244,7 +26244,7 @@
               <w:rPr>
                 <w:sz w:val="18"/>
               </w:rPr>
-              <w:t>226</w:t>
+              <w:t>225</w:t>
             </w:r>
           </w:p>
         </w:tc>
@@ -26258,7 +26258,7 @@
               <w:rPr>
                 <w:sz w:val="18"/>
               </w:rPr>
-              <w:t>226</w:t>
+              <w:t>224</w:t>
             </w:r>
           </w:p>
         </w:tc>
@@ -26272,7 +26272,7 @@
               <w:rPr>
                 <w:sz w:val="18"/>
               </w:rPr>
-              <w:t>225</w:t>
+              <w:t>222</w:t>
             </w:r>
           </w:p>
         </w:tc>
@@ -26329,7 +26329,7 @@
               <w:rPr>
                 <w:sz w:val="18"/>
               </w:rPr>
-              <w:t>24.5</w:t>
+              <w:t>24.4</w:t>
             </w:r>
           </w:p>
         </w:tc>
@@ -26343,7 +26343,7 @@
               <w:rPr>
                 <w:sz w:val="18"/>
               </w:rPr>
-              <w:t>24.4</w:t>
+              <w:t>24.2</w:t>
             </w:r>
           </w:p>
         </w:tc>
@@ -26357,7 +26357,7 @@
               <w:rPr>
                 <w:sz w:val="18"/>
               </w:rPr>
-              <w:t>24.3</w:t>
+              <w:t>24.0</w:t>
             </w:r>
           </w:p>
         </w:tc>
@@ -26528,7 +26528,7 @@
               <w:rPr>
                 <w:sz w:val="18"/>
               </w:rPr>
-              <w:t>3.1</w:t>
+              <w:t>3.0</w:t>
             </w:r>
           </w:p>
         </w:tc>
@@ -26928,7 +26928,7 @@
               <w:rPr>
                 <w:sz w:val="18"/>
               </w:rPr>
-              <w:t>184.5</w:t>
+              <w:t>183.7</w:t>
             </w:r>
           </w:p>
         </w:tc>
@@ -26942,7 +26942,7 @@
               <w:rPr>
                 <w:sz w:val="18"/>
               </w:rPr>
-              <w:t>184.0</w:t>
+              <w:t>182.2</w:t>
             </w:r>
           </w:p>
         </w:tc>
@@ -26956,7 +26956,7 @@
               <w:rPr>
                 <w:sz w:val="18"/>
               </w:rPr>
-              <w:t>183.4</w:t>
+              <w:t>180.8</w:t>
             </w:r>
           </w:p>
         </w:tc>
@@ -27272,7 +27272,7 @@
               <w:rPr>
                 <w:sz w:val="18"/>
               </w:rPr>
-              <w:t>244.0</w:t>
+              <w:t>242.9</w:t>
             </w:r>
           </w:p>
         </w:tc>
@@ -27286,7 +27286,7 @@
               <w:rPr>
                 <w:sz w:val="18"/>
               </w:rPr>
-              <w:t>243.3</w:t>
+              <w:t>241.0</w:t>
             </w:r>
           </w:p>
         </w:tc>
@@ -27300,7 +27300,7 @@
               <w:rPr>
                 <w:sz w:val="18"/>
               </w:rPr>
-              <w:t>242.6</w:t>
+              <w:t>239.1</w:t>
             </w:r>
           </w:p>
         </w:tc>
@@ -27715,7 +27715,7 @@
               <w:rPr>
                 <w:sz w:val="18"/>
               </w:rPr>
-              <w:t>91</w:t>
+              <w:t>90</w:t>
             </w:r>
           </w:p>
         </w:tc>
@@ -27729,7 +27729,7 @@
               <w:rPr>
                 <w:sz w:val="18"/>
               </w:rPr>
-              <w:t>91</w:t>
+              <w:t>89</w:t>
             </w:r>
           </w:p>
         </w:tc>
@@ -27800,7 +27800,7 @@
               <w:rPr>
                 <w:sz w:val="18"/>
               </w:rPr>
-              <w:t>8.6</w:t>
+              <w:t>8.5</w:t>
             </w:r>
           </w:p>
         </w:tc>
@@ -27814,7 +27814,7 @@
               <w:rPr>
                 <w:sz w:val="18"/>
               </w:rPr>
-              <w:t>8.6</w:t>
+              <w:t>8.4</w:t>
             </w:r>
           </w:p>
         </w:tc>
@@ -27872,7 +27872,7 @@
               <w:rPr>
                 <w:sz w:val="18"/>
               </w:rPr>
-              <w:t>21.3</w:t>
+              <w:t>21.2</w:t>
             </w:r>
           </w:p>
         </w:tc>
@@ -27886,7 +27886,7 @@
               <w:rPr>
                 <w:sz w:val="18"/>
               </w:rPr>
-              <w:t>21.2</w:t>
+              <w:t>21.0</w:t>
             </w:r>
           </w:p>
         </w:tc>
@@ -27900,7 +27900,7 @@
               <w:rPr>
                 <w:sz w:val="18"/>
               </w:rPr>
-              <w:t>21.2</w:t>
+              <w:t>20.9</w:t>
             </w:r>
           </w:p>
         </w:tc>
@@ -27958,7 +27958,7 @@
               <w:rPr>
                 <w:sz w:val="18"/>
               </w:rPr>
-              <w:t>42.7</w:t>
+              <w:t>42.5</w:t>
             </w:r>
           </w:p>
         </w:tc>
@@ -27972,7 +27972,7 @@
               <w:rPr>
                 <w:sz w:val="18"/>
               </w:rPr>
-              <w:t>42.5</w:t>
+              <w:t>42.3</w:t>
             </w:r>
           </w:p>
         </w:tc>
@@ -27986,7 +27986,7 @@
               <w:rPr>
                 <w:sz w:val="18"/>
               </w:rPr>
-              <w:t>42.4</w:t>
+              <w:t>42.0</w:t>
             </w:r>
           </w:p>
         </w:tc>
@@ -28130,7 +28130,7 @@
               <w:rPr>
                 <w:sz w:val="18"/>
               </w:rPr>
-              <w:t>39.1</w:t>
+              <w:t>39.2</w:t>
             </w:r>
           </w:p>
         </w:tc>
@@ -28144,7 +28144,7 @@
               <w:rPr>
                 <w:sz w:val="18"/>
               </w:rPr>
-              <w:t>39.0</w:t>
+              <w:t>39.2</w:t>
             </w:r>
           </w:p>
         </w:tc>
@@ -28158,7 +28158,7 @@
               <w:rPr>
                 <w:sz w:val="18"/>
               </w:rPr>
-              <w:t>38.8</w:t>
+              <w:t>39.2</w:t>
             </w:r>
           </w:p>
         </w:tc>
@@ -28302,7 +28302,7 @@
               <w:rPr>
                 <w:sz w:val="18"/>
               </w:rPr>
-              <w:t>68.0</w:t>
+              <w:t>68.2</w:t>
             </w:r>
           </w:p>
         </w:tc>
@@ -28316,7 +28316,7 @@
               <w:rPr>
                 <w:sz w:val="18"/>
               </w:rPr>
-              <w:t>67.8</w:t>
+              <w:t>68.2</w:t>
             </w:r>
           </w:p>
         </w:tc>
@@ -28330,7 +28330,7 @@
               <w:rPr>
                 <w:sz w:val="18"/>
               </w:rPr>
-              <w:t>67.6</w:t>
+              <w:t>68.2</w:t>
             </w:r>
           </w:p>
         </w:tc>
@@ -28388,7 +28388,7 @@
               <w:rPr>
                 <w:sz w:val="18"/>
               </w:rPr>
-              <w:t>26.6</w:t>
+              <w:t>26.7</w:t>
             </w:r>
           </w:p>
         </w:tc>
@@ -28402,7 +28402,7 @@
               <w:rPr>
                 <w:sz w:val="18"/>
               </w:rPr>
-              <w:t>26.6</w:t>
+              <w:t>26.7</w:t>
             </w:r>
           </w:p>
         </w:tc>
@@ -28416,7 +28416,7 @@
               <w:rPr>
                 <w:sz w:val="18"/>
               </w:rPr>
-              <w:t>26.5</w:t>
+              <w:t>26.7</w:t>
             </w:r>
           </w:p>
         </w:tc>
@@ -28950,7 +28950,7 @@
               <w:rPr>
                 <w:sz w:val="18"/>
               </w:rPr>
-              <w:t>31</w:t>
+              <w:t>30</w:t>
             </w:r>
           </w:p>
         </w:tc>
@@ -28964,7 +28964,7 @@
               <w:rPr>
                 <w:sz w:val="18"/>
               </w:rPr>
-              <w:t>31</w:t>
+              <w:t>30</w:t>
             </w:r>
           </w:p>
         </w:tc>
@@ -29021,7 +29021,7 @@
               <w:rPr>
                 <w:sz w:val="18"/>
               </w:rPr>
-              <w:t>7.3</w:t>
+              <w:t>7.2</w:t>
             </w:r>
           </w:p>
         </w:tc>
@@ -29049,7 +29049,7 @@
               <w:rPr>
                 <w:sz w:val="18"/>
               </w:rPr>
-              <w:t>7.2</w:t>
+              <w:t>7.1</w:t>
             </w:r>
           </w:p>
         </w:tc>
@@ -29364,7 +29364,7 @@
               <w:rPr>
                 <w:sz w:val="18"/>
               </w:rPr>
-              <w:t>25.8</w:t>
+              <w:t>25.7</w:t>
             </w:r>
           </w:p>
         </w:tc>
@@ -29378,7 +29378,7 @@
               <w:rPr>
                 <w:sz w:val="18"/>
               </w:rPr>
-              <w:t>25.8</w:t>
+              <w:t>25.5</w:t>
             </w:r>
           </w:p>
         </w:tc>
@@ -29392,7 +29392,7 @@
               <w:rPr>
                 <w:sz w:val="18"/>
               </w:rPr>
-              <w:t>25.7</w:t>
+              <w:t>25.3</w:t>
             </w:r>
           </w:p>
         </w:tc>
@@ -30134,7 +30134,7 @@
               <w:rPr>
                 <w:sz w:val="18"/>
               </w:rPr>
-              <w:t>51.9</w:t>
+              <w:t>51.7</w:t>
             </w:r>
           </w:p>
         </w:tc>
@@ -30148,7 +30148,7 @@
               <w:rPr>
                 <w:sz w:val="18"/>
               </w:rPr>
-              <w:t>51.8</w:t>
+              <w:t>51.3</w:t>
             </w:r>
           </w:p>
         </w:tc>
@@ -30162,7 +30162,7 @@
               <w:rPr>
                 <w:sz w:val="18"/>
               </w:rPr>
-              <w:t>51.6</w:t>
+              <w:t>50.9</w:t>
             </w:r>
           </w:p>
         </w:tc>
@@ -30248,7 +30248,7 @@
               <w:rPr>
                 <w:sz w:val="18"/>
               </w:rPr>
-              <w:t>2.4</w:t>
+              <w:t>2.3</w:t>
             </w:r>
           </w:p>
         </w:tc>
@@ -30306,7 +30306,7 @@
               <w:rPr>
                 <w:sz w:val="18"/>
               </w:rPr>
-              <w:t>1.8</w:t>
+              <w:t>1.7</w:t>
             </w:r>
           </w:p>
         </w:tc>
@@ -30478,7 +30478,7 @@
               <w:rPr>
                 <w:sz w:val="18"/>
               </w:rPr>
-              <w:t>71.5</w:t>
+              <w:t>71.2</w:t>
             </w:r>
           </w:p>
         </w:tc>
@@ -30492,7 +30492,7 @@
               <w:rPr>
                 <w:sz w:val="18"/>
               </w:rPr>
-              <w:t>71.3</w:t>
+              <w:t>70.6</w:t>
             </w:r>
           </w:p>
         </w:tc>
@@ -30506,7 +30506,7 @@
               <w:rPr>
                 <w:sz w:val="18"/>
               </w:rPr>
-              <w:t>71.1</w:t>
+              <w:t>70.1</w:t>
             </w:r>
           </w:p>
         </w:tc>
@@ -30735,7 +30735,7 @@
               <w:rPr>
                 <w:sz w:val="18"/>
               </w:rPr>
-              <w:t>6.8</w:t>
+              <w:t>6.7</w:t>
             </w:r>
           </w:p>
         </w:tc>
@@ -30749,7 +30749,7 @@
               <w:rPr>
                 <w:sz w:val="18"/>
               </w:rPr>
-              <w:t>6.8</w:t>
+              <w:t>6.7</w:t>
             </w:r>
           </w:p>
         </w:tc>
@@ -30763,7 +30763,7 @@
               <w:rPr>
                 <w:sz w:val="18"/>
               </w:rPr>
-              <w:t>6.7</w:t>
+              <w:t>6.6</w:t>
             </w:r>
           </w:p>
         </w:tc>
@@ -30990,7 +30990,7 @@
               <w:rPr>
                 <w:sz w:val="18"/>
               </w:rPr>
-              <w:t>354,268</w:t>
+              <w:t>352,690</w:t>
             </w:r>
           </w:p>
         </w:tc>
@@ -31004,7 +31004,7 @@
               <w:rPr>
                 <w:sz w:val="18"/>
               </w:rPr>
-              <w:t>353,238</w:t>
+              <w:t>349,979</w:t>
             </w:r>
           </w:p>
         </w:tc>
@@ -31018,7 +31018,7 @@
               <w:rPr>
                 <w:sz w:val="18"/>
               </w:rPr>
-              <w:t>352,207</w:t>
+              <w:t>347,267</w:t>
             </w:r>
           </w:p>
         </w:tc>
@@ -31032,7 +31032,7 @@
               <w:rPr>
                 <w:sz w:val="18"/>
               </w:rPr>
-              <w:t>1,059,713</w:t>
+              <w:t>1,049,936</w:t>
             </w:r>
           </w:p>
         </w:tc>
@@ -31062,7 +31062,7 @@
               <w:rPr>
                 <w:sz w:val="18"/>
               </w:rPr>
-              <w:t>318,767</w:t>
+              <w:t>318,448</w:t>
             </w:r>
           </w:p>
         </w:tc>
@@ -31076,7 +31076,7 @@
               <w:rPr>
                 <w:sz w:val="18"/>
               </w:rPr>
-              <w:t>317,840</w:t>
+              <w:t>317,109</w:t>
             </w:r>
           </w:p>
         </w:tc>
@@ -31090,7 +31090,7 @@
               <w:rPr>
                 <w:sz w:val="18"/>
               </w:rPr>
-              <w:t>316,912</w:t>
+              <w:t>315,770</w:t>
             </w:r>
           </w:p>
         </w:tc>
@@ -31104,7 +31104,7 @@
               <w:rPr>
                 <w:sz w:val="18"/>
               </w:rPr>
-              <w:t>953,519</w:t>
+              <w:t>951,328</w:t>
             </w:r>
           </w:p>
         </w:tc>
@@ -31134,7 +31134,7 @@
               <w:rPr>
                 <w:sz w:val="18"/>
               </w:rPr>
-              <w:t>288,634</w:t>
+              <w:t>289,557</w:t>
             </w:r>
           </w:p>
         </w:tc>
@@ -31148,7 +31148,7 @@
               <w:rPr>
                 <w:sz w:val="18"/>
               </w:rPr>
-              <w:t>287,794</w:t>
+              <w:t>289,557</w:t>
             </w:r>
           </w:p>
         </w:tc>
@@ -31162,7 +31162,7 @@
               <w:rPr>
                 <w:sz w:val="18"/>
               </w:rPr>
-              <w:t>286,955</w:t>
+              <w:t>289,557</w:t>
             </w:r>
           </w:p>
         </w:tc>
@@ -31176,7 +31176,7 @@
               <w:rPr>
                 <w:sz w:val="18"/>
               </w:rPr>
-              <w:t>863,382</w:t>
+              <w:t>868,671</w:t>
             </w:r>
           </w:p>
         </w:tc>
@@ -31206,7 +31206,7 @@
               <w:rPr>
                 <w:sz w:val="18"/>
               </w:rPr>
-              <w:t>926,731</w:t>
+              <w:t>925,910</w:t>
             </w:r>
           </w:p>
         </w:tc>
@@ -31220,7 +31220,7 @@
               <w:rPr>
                 <w:sz w:val="18"/>
               </w:rPr>
-              <w:t>924,035</w:t>
+              <w:t>922,124</w:t>
             </w:r>
           </w:p>
         </w:tc>
@@ -31234,7 +31234,7 @@
               <w:rPr>
                 <w:sz w:val="18"/>
               </w:rPr>
-              <w:t>921,340</w:t>
+              <w:t>918,338</w:t>
             </w:r>
           </w:p>
         </w:tc>
@@ -31248,7 +31248,7 @@
               <w:rPr>
                 <w:sz w:val="18"/>
               </w:rPr>
-              <w:t>2,772,106</w:t>
+              <w:t>2,766,373</w:t>
             </w:r>
           </w:p>
         </w:tc>
@@ -31278,7 +31278,7 @@
               <w:rPr>
                 <w:sz w:val="18"/>
               </w:rPr>
-              <w:t>34,938</w:t>
+              <w:t>34,785</w:t>
             </w:r>
           </w:p>
         </w:tc>
@@ -31292,7 +31292,7 @@
               <w:rPr>
                 <w:sz w:val="18"/>
               </w:rPr>
-              <w:t>34,836</w:t>
+              <w:t>34,521</w:t>
             </w:r>
           </w:p>
         </w:tc>
@@ -31306,7 +31306,7 @@
               <w:rPr>
                 <w:sz w:val="18"/>
               </w:rPr>
-              <w:t>34,734</w:t>
+              <w:t>34,257</w:t>
             </w:r>
           </w:p>
         </w:tc>
@@ -31320,7 +31320,7 @@
               <w:rPr>
                 <w:sz w:val="18"/>
               </w:rPr>
-              <w:t>104,508</w:t>
+              <w:t>103,563</w:t>
             </w:r>
           </w:p>
         </w:tc>
@@ -31350,7 +31350,7 @@
               <w:rPr>
                 <w:sz w:val="18"/>
               </w:rPr>
-              <w:t>**961,669**</w:t>
+              <w:t>**960,695**</w:t>
             </w:r>
           </w:p>
         </w:tc>
@@ -31364,7 +31364,7 @@
               <w:rPr>
                 <w:sz w:val="18"/>
               </w:rPr>
-              <w:t>**958,871**</w:t>
+              <w:t>**956,645**</w:t>
             </w:r>
           </w:p>
         </w:tc>
@@ -31378,7 +31378,7 @@
               <w:rPr>
                 <w:sz w:val="18"/>
               </w:rPr>
-              <w:t>**956,074**</w:t>
+              <w:t>**952,595**</w:t>
             </w:r>
           </w:p>
         </w:tc>
@@ -31392,7 +31392,7 @@
               <w:rPr>
                 <w:sz w:val="18"/>
               </w:rPr>
-              <w:t>**2,876,614**</w:t>
+              <w:t>**2,869,936**</w:t>
             </w:r>
           </w:p>
         </w:tc>
@@ -31422,7 +31422,7 @@
               <w:rPr>
                 <w:sz w:val="18"/>
               </w:rPr>
-              <w:t>48,018</w:t>
+              <w:t>47,969</w:t>
             </w:r>
           </w:p>
         </w:tc>
@@ -31436,7 +31436,7 @@
               <w:rPr>
                 <w:sz w:val="18"/>
               </w:rPr>
-              <w:t>47,878</w:t>
+              <w:t>47,767</w:t>
             </w:r>
           </w:p>
         </w:tc>
@@ -31450,7 +31450,7 @@
               <w:rPr>
                 <w:sz w:val="18"/>
               </w:rPr>
-              <w:t>47,738</w:t>
+              <w:t>47,565</w:t>
             </w:r>
           </w:p>
         </w:tc>
@@ -31464,7 +31464,7 @@
               <w:rPr>
                 <w:sz w:val="18"/>
               </w:rPr>
-              <w:t>143,634</w:t>
+              <w:t>143,301</w:t>
             </w:r>
           </w:p>
         </w:tc>
@@ -31494,7 +31494,7 @@
               <w:rPr>
                 <w:sz w:val="18"/>
               </w:rPr>
-              <w:t>23,663</w:t>
+              <w:t>23,639</w:t>
             </w:r>
           </w:p>
         </w:tc>
@@ -31508,7 +31508,7 @@
               <w:rPr>
                 <w:sz w:val="18"/>
               </w:rPr>
-              <w:t>23,594</w:t>
+              <w:t>23,539</w:t>
             </w:r>
           </w:p>
         </w:tc>
@@ -31522,7 +31522,7 @@
               <w:rPr>
                 <w:sz w:val="18"/>
               </w:rPr>
-              <w:t>23,525</w:t>
+              <w:t>23,439</w:t>
             </w:r>
           </w:p>
         </w:tc>
@@ -31536,7 +31536,7 @@
               <w:rPr>
                 <w:sz w:val="18"/>
               </w:rPr>
-              <w:t>70,781</w:t>
+              <w:t>70,617</w:t>
             </w:r>
           </w:p>
         </w:tc>
@@ -31566,7 +31566,7 @@
               <w:rPr>
                 <w:sz w:val="18"/>
               </w:rPr>
-              <w:t>2,555</w:t>
+              <w:t>2,552</w:t>
             </w:r>
           </w:p>
         </w:tc>
@@ -31580,7 +31580,7 @@
               <w:rPr>
                 <w:sz w:val="18"/>
               </w:rPr>
-              <w:t>2,548</w:t>
+              <w:t>2,542</w:t>
             </w:r>
           </w:p>
         </w:tc>
@@ -31594,7 +31594,7 @@
               <w:rPr>
                 <w:sz w:val="18"/>
               </w:rPr>
-              <w:t>2,540</w:t>
+              <w:t>2,531</w:t>
             </w:r>
           </w:p>
         </w:tc>
@@ -31608,7 +31608,7 @@
               <w:rPr>
                 <w:sz w:val="18"/>
               </w:rPr>
-              <w:t>7,643</w:t>
+              <w:t>7,625</w:t>
             </w:r>
           </w:p>
         </w:tc>
@@ -31638,7 +31638,7 @@
               <w:rPr>
                 <w:sz w:val="18"/>
               </w:rPr>
-              <w:t>832</w:t>
+              <w:t>829</w:t>
             </w:r>
           </w:p>
         </w:tc>
@@ -31652,7 +31652,7 @@
               <w:rPr>
                 <w:sz w:val="18"/>
               </w:rPr>
-              <w:t>829</w:t>
+              <w:t>823</w:t>
             </w:r>
           </w:p>
         </w:tc>
@@ -31666,7 +31666,7 @@
               <w:rPr>
                 <w:sz w:val="18"/>
               </w:rPr>
-              <w:t>827</w:t>
+              <w:t>818</w:t>
             </w:r>
           </w:p>
         </w:tc>
@@ -31680,7 +31680,7 @@
               <w:rPr>
                 <w:sz w:val="18"/>
               </w:rPr>
-              <w:t>2,488</w:t>
+              <w:t>2,470</w:t>
             </w:r>
           </w:p>
         </w:tc>
@@ -31710,7 +31710,7 @@
               <w:rPr>
                 <w:sz w:val="18"/>
               </w:rPr>
-              <w:t>**1,036,736**</w:t>
+              <w:t>**1,035,684**</w:t>
             </w:r>
           </w:p>
         </w:tc>
@@ -31724,7 +31724,7 @@
               <w:rPr>
                 <w:sz w:val="18"/>
               </w:rPr>
-              <w:t>**1,033,720**</w:t>
+              <w:t>**1,031,316**</w:t>
             </w:r>
           </w:p>
         </w:tc>
@@ -31738,7 +31738,7 @@
               <w:rPr>
                 <w:sz w:val="18"/>
               </w:rPr>
-              <w:t>**1,030,705**</w:t>
+              <w:t>**1,026,948**</w:t>
             </w:r>
           </w:p>
         </w:tc>
@@ -31752,7 +31752,7 @@
               <w:rPr>
                 <w:sz w:val="18"/>
               </w:rPr>
-              <w:t>**3,101,160**</w:t>
+              <w:t>**3,093,948**</w:t>
             </w:r>
           </w:p>
         </w:tc>
@@ -33535,7 +33535,7 @@
           <w:i/>
           <w:sz w:val="18"/>
         </w:rPr>
-        <w:t>※ 給付費は年報 様式2 の令和7年度のサービス別実績に、自然体推計の係数を乗じて求めた。係数は、国保連月報による令和8年度の前年同期比0.9598に第1号被保険者数の比を乗じたもので、令和9年度0.9567・令和10年度0.9540・令和11年度0.9512である。**人数・量・給付費のすべてに同じ係数を当てている。**総額を月報で裏づけるのが目的であり、サービスの構成と1人当たりの水準は令和7年度のまま動かさない。**※ 従前は第1号被保険者1人当たりの利用率を令和5〜7年度の平均で置いていた。**その方式では令和8年度が令和7年度の1.0171倍となり、月報の実績（0.9598）より6.0％高く出る。令和5・6年度の利用率が令和7年度より高く、3年平均が下がり続けている系列を上に引いているためである。従前の方式による総給付費は3年計3,048,418千円で、本計画の2,876,614千円より171,804千円多い（保険料のケース比較を参照）。**令和9年度の介護報酬改定率は0.0％で置いている。**※ 特定入所者介護サービス費等・高額介護サービス費等・高額医療合算介護サービス費等は、総給付費に対する比率（令和5〜7年度の平均）で見込んだ。※ 審査支払手数料は1件60円で仮置きした。※ 地域支援事業費は年報 様式4「５．介護保険特別会計経理状況」の令和6年度決算（総合事業34,581千円＋包括的支援事業・任意事業29,335千円＝63,916千円）を3年度とも据え置いた。内訳は次表による。</w:t>
+        <w:t>※ 給付費は年報 様式2 の令和7年度のサービス別実績に、自然体推計の係数を乗じて求めた。係数は、国保連月報による令和8年度の前年同期比0.9598を起点に、**見える化システムの自然体推計の仕様にそろえて区分別に置いた。**施設は利用者数一定（3年とも0.9598）、居住系は認定者数で延ばして0.9538・0.9478・0.9417、在宅は在宅対象者（認定者数−施設−居住系）で延ばして0.9525・0.9451・0.9377である。**人数・量・給付費には同じ係数を当てているため、1人1月あたりの回（日）数と給付費は令和7年度のまま動かない。****※ 従前は第1号被保険者1人当たりの利用率を令和5〜7年度の平均で置いていた。**その方式では令和8年度が令和7年度の1.0171倍となり、月報の実績（0.9598）より6.0％高く出る。令和5・6年度の利用率が令和7年度より高く、3年平均が下がり続けている系列を上に引いているためである。従前の方式による総給付費は3年計3,048,418千円で、本計画の2,869,936千円より178,482千円多い（保険料のケース比較を参照）。**令和9年度の介護報酬改定率は0.0％で置いている。**※ 特定入所者介護サービス費等・高額介護サービス費等・高額医療合算介護サービス費等は、総給付費に対する比率（令和5〜7年度の平均）で見込んだ。※ 審査支払手数料は1件60円で仮置きした。※ 地域支援事業費は年報 様式4「５．介護保険特別会計経理状況」の令和6年度決算（総合事業34,581千円＋包括的支援事業・任意事業29,335千円＝63,916千円）を3年度とも据え置いた。内訳は次表による。</w:t>
       </w:r>
     </w:p>
     <w:p/>
@@ -33930,7 +33930,7 @@
     </w:tbl>
     <w:p>
       <w:r>
-        <w:t>**第10期の標準給付費見込額（3年計3,101,160千円）は、第9期の見込額3,566,486千円の87.0％です。**第9期の見込みに対する実績は、令和6年度98.6％、令和7年度91.1％でした。第9期と同じ水準に置くと、同じ幅の過大見積りを繰り返すことになります。</w:t>
+        <w:t>**第10期の標準給付費見込額（3年計3,093,948千円）は、第9期の見込額3,566,486千円の86.8％です。**第9期の見込みに対する実績は、令和6年度98.6％、令和7年度91.1％でした。第9期と同じ水準に置くと、同じ幅の過大見積りを繰り返すことになります。</w:t>
       </w:r>
     </w:p>
     <w:p/>
@@ -33940,7 +33940,7 @@
           <w:i/>
           <w:sz w:val="18"/>
         </w:rPr>
-        <w:t>**※ 令和8年度の水準について。**国保連合会業務統計表（月報）により、令和8年度4〜6月提供分の給付額は前年の同じ月の96.0％であることが確かめられます。**上表は、この水準を起点として人口で延ばした自然体推計によります（総給付費3年計2,876,614千円）。****従前は第1号被保険者1人当たりの利用率を令和5〜7年度の平均で置いていましたが、その方式では令和8年度が実績より6.0％高く出ます。**令和5・6年度の利用率が令和7年度より高く、3年平均が下がり続けている系列を上に引いているためです。従前の方式による総給付費は3年計3,048,418千円で、本計画より171,804千円多くなります（保険料のケース比較を参照）。**なお、月報を使わない置き方でも同じところに来ます。**認定者数の伸びを一律に当て、サービス別の趨勢を半分だけ織り込む置き方（乖離の上限20ポイント）では令和8年度が令和7年度の0.9694倍となり、月報による0.9598倍との差は1.0％です。**令和8年度は3か月分しかなく完結年度ではないため、残りの月の実績を見たうえで確定します。**</w:t>
+        <w:t>**※ 令和8年度の水準について。**国保連合会業務統計表（月報）により、令和8年度4〜6月提供分の給付額は前年の同じ月の96.0％であることが確かめられます。**上表は、この水準を起点として人口で延ばした自然体推計によります（総給付費3年計2,869,936千円）。****従前は第1号被保険者1人当たりの利用率を令和5〜7年度の平均で置いていましたが、その方式では令和8年度が実績より6.0％高く出ます。**令和5・6年度の利用率が令和7年度より高く、3年平均が下がり続けている系列を上に引いているためです。従前の方式による総給付費は3年計3,048,418千円で、本計画より178,482千円多くなります（保険料のケース比較を参照）。**なお、月報を使わない置き方でも同じところに来ます。**認定者数の伸びを一律に当て、サービス別の趨勢を半分だけ織り込む置き方（乖離の上限20ポイント）では令和8年度が令和7年度の0.9694倍となり、月報による0.9598倍との差は1.0％です。**令和8年度は3か月分しかなく完結年度ではないため、残りの月の実績を見たうえで確定します。**</w:t>
       </w:r>
     </w:p>
     <w:p/>
@@ -33951,12 +33951,12 @@
     </w:p>
     <w:p>
       <w:r>
-        <w:t>**算定の結果、準備基金を取り崩さない場合の保険料基準額は月額6,224円となります。**第9期の6,600円に対し-376円（-5.7％）です。ただし地域支援事業費・介護給付費準備基金の残高・第10期の第1号被保険者負担割合のいずれもが未確定であり、確定値ではありません。</w:t>
+        <w:t>**算定の結果、準備基金を取り崩さない場合の保険料基準額は月額6,210円となります。**第9期の6,600円に対し-390円（-5.9％）です。ただし地域支援事業費・介護給付費準備基金の残高・第10期の第1号被保険者負担割合のいずれもが未確定であり、確定値ではありません。</w:t>
       </w:r>
     </w:p>
     <w:p>
       <w:r>
-        <w:t>**第9期と同じく100円未満を切り上げると6,300円となり、第9期の6,600円から300円下がります。**第9期は算定値6,886円を基金3,500万円の取崩により6,597円まで下げたうえで6,600円としたのに対し、第10期は取崩を行わなくてもこの水準になります。給付費の見込みが第9期の87.0％にとどまることによるものです。</w:t>
+        <w:t>**第9期と同じく100円未満を切り上げると6,300円となり、第9期の6,600円から300円下がります。**第9期は算定値6,886円を基金3,500万円の取崩により6,597円まで下げたうえで6,600円としたのに対し、第10期は取崩を行わなくてもこの水準になります。給付費の見込みが第9期の86.8％にとどまることによるものです。</w:t>
       </w:r>
     </w:p>
     <w:p>
@@ -34050,7 +34050,7 @@
               <w:rPr>
                 <w:sz w:val="18"/>
               </w:rPr>
-              <w:t>3,101,160千円</w:t>
+              <w:t>3,093,948千円</w:t>
             </w:r>
           </w:p>
         </w:tc>
@@ -34226,7 +34226,7 @@
               <w:rPr>
                 <w:sz w:val="18"/>
               </w:rPr>
-              <w:t>726,952千円</w:t>
+              <w:t>725,376千円</w:t>
             </w:r>
           </w:p>
         </w:tc>
@@ -34402,7 +34402,7 @@
               <w:rPr>
                 <w:sz w:val="18"/>
               </w:rPr>
-              <w:t>**6,224円**</w:t>
+              <w:t>**6,210円**</w:t>
             </w:r>
           </w:p>
         </w:tc>
@@ -34434,7 +34434,7 @@
     <w:p/>
     <w:p>
       <w:r>
-        <w:t>**保険料の水準を左右するのは、給付費の精度ではなく制度側の2つです。**第1号被保険者負担割合が1ポイント上がると月額282円、調整交付金の見込交付割合が1ポイント下がると月額265円動きます。いずれも給付費の5％分に相当します。給付費1％は58.0円にとどまります。</w:t>
+        <w:t>**保険料の水準を左右するのは、給付費の精度ではなく制度側の2つです。**第1号被保険者負担割合が1ポイント上がると月額281円、調整交付金の見込交付割合が1ポイント下がると月額265円動きます。いずれも給付費の5％分に相当します。給付費1％は57.9円にとどまります。</w:t>
       </w:r>
     </w:p>
     <w:tbl>
@@ -34554,7 +34554,7 @@
               <w:rPr>
                 <w:sz w:val="18"/>
               </w:rPr>
-              <w:t>**+282円**</w:t>
+              <w:t>**+281円**</w:t>
             </w:r>
           </w:p>
         </w:tc>
@@ -34728,7 +34728,7 @@
               <w:rPr>
                 <w:sz w:val="18"/>
               </w:rPr>
-              <w:t>+58.0円</w:t>
+              <w:t>+57.9円</w:t>
             </w:r>
           </w:p>
         </w:tc>
@@ -34946,7 +34946,7 @@
               <w:rPr>
                 <w:sz w:val="18"/>
               </w:rPr>
-              <w:t>**6,224円**</w:t>
+              <w:t>**6,210円**</w:t>
             </w:r>
           </w:p>
         </w:tc>
@@ -34974,7 +34974,7 @@
               <w:rPr>
                 <w:sz w:val="18"/>
               </w:rPr>
-              <w:t>基準となる算定。第9期の6,600円から▲376円（▲5.7％）</w:t>
+              <w:t>基準となる算定。第9期の6,600円から▲390円（▲5.9％）</w:t>
             </w:r>
           </w:p>
         </w:tc>
@@ -35018,7 +35018,7 @@
               <w:rPr>
                 <w:sz w:val="18"/>
               </w:rPr>
-              <w:t>**6,121円**</w:t>
+              <w:t>**6,107円**</w:t>
             </w:r>
           </w:p>
         </w:tc>
@@ -35090,7 +35090,7 @@
               <w:rPr>
                 <w:sz w:val="18"/>
               </w:rPr>
-              <w:t>5,924円</w:t>
+              <w:t>5,910円</w:t>
             </w:r>
           </w:p>
         </w:tc>
@@ -35162,7 +35162,7 @@
               <w:rPr>
                 <w:sz w:val="18"/>
               </w:rPr>
-              <w:t>6,505円</w:t>
+              <w:t>6,491円</w:t>
             </w:r>
           </w:p>
         </w:tc>
@@ -35176,7 +35176,7 @@
               <w:rPr>
                 <w:sz w:val="18"/>
               </w:rPr>
-              <w:t>6,600円</w:t>
+              <w:t>6,500円</w:t>
             </w:r>
           </w:p>
         </w:tc>
@@ -35306,7 +35306,7 @@
               <w:rPr>
                 <w:sz w:val="18"/>
               </w:rPr>
-              <w:t>**6,423円**</w:t>
+              <w:t>**6,409円**</w:t>
             </w:r>
           </w:p>
         </w:tc>
@@ -35496,7 +35496,7 @@
     <w:p/>
     <w:p>
       <w:r>
-        <w:t>所得段階別の保険料率は次のとおり設定します。**段階数と乗率は第9期と同じ13段階・同一の乗率とすることを案とします。**年額は、標準ケースの基準額（月額6,224円）をもとに100円未満を切り上げて算出したものです。</w:t>
+        <w:t>所得段階別の保険料率は次のとおり設定します。**段階数と乗率は第9期と同じ13段階・同一の乗率とすることを案とします。**年額は、標準ケースの基準額（月額6,210円）をもとに100円未満を切り上げて算出したものです。</w:t>
       </w:r>
     </w:p>
     <w:tbl>
@@ -35881,7 +35881,7 @@
               <w:rPr>
                 <w:sz w:val="18"/>
               </w:rPr>
-              <w:t>51,200円</w:t>
+              <w:t>51,100円</w:t>
             </w:r>
           </w:p>
         </w:tc>
@@ -35981,7 +35981,7 @@
               <w:rPr>
                 <w:sz w:val="18"/>
               </w:rPr>
-              <w:t>67,300円</w:t>
+              <w:t>67,100円</w:t>
             </w:r>
           </w:p>
         </w:tc>
@@ -36081,7 +36081,7 @@
               <w:rPr>
                 <w:sz w:val="18"/>
               </w:rPr>
-              <w:t>74,700円</w:t>
+              <w:t>74,600円</w:t>
             </w:r>
           </w:p>
         </w:tc>
@@ -36181,7 +36181,7 @@
               <w:rPr>
                 <w:sz w:val="18"/>
               </w:rPr>
-              <w:t>89,700円</w:t>
+              <w:t>89,500円</w:t>
             </w:r>
           </w:p>
         </w:tc>
@@ -36281,7 +36281,7 @@
               <w:rPr>
                 <w:sz w:val="18"/>
               </w:rPr>
-              <w:t>97,100円</w:t>
+              <w:t>96,900円</w:t>
             </w:r>
           </w:p>
         </w:tc>
@@ -36381,7 +36381,7 @@
               <w:rPr>
                 <w:sz w:val="18"/>
               </w:rPr>
-              <w:t>112,100円</w:t>
+              <w:t>111,800円</w:t>
             </w:r>
           </w:p>
         </w:tc>
@@ -36481,7 +36481,7 @@
               <w:rPr>
                 <w:sz w:val="18"/>
               </w:rPr>
-              <w:t>127,000円</w:t>
+              <w:t>126,700円</w:t>
             </w:r>
           </w:p>
         </w:tc>
@@ -36581,7 +36581,7 @@
               <w:rPr>
                 <w:sz w:val="18"/>
               </w:rPr>
-              <w:t>141,900円</w:t>
+              <w:t>141,600円</w:t>
             </w:r>
           </w:p>
         </w:tc>
@@ -36681,7 +36681,7 @@
               <w:rPr>
                 <w:sz w:val="18"/>
               </w:rPr>
-              <w:t>156,900円</w:t>
+              <w:t>156,500円</w:t>
             </w:r>
           </w:p>
         </w:tc>
@@ -36781,7 +36781,7 @@
               <w:rPr>
                 <w:sz w:val="18"/>
               </w:rPr>
-              <w:t>171,800円</w:t>
+              <w:t>171,400円</w:t>
             </w:r>
           </w:p>
         </w:tc>
@@ -36881,7 +36881,7 @@
               <w:rPr>
                 <w:sz w:val="18"/>
               </w:rPr>
-              <w:t>179,300円</w:t>
+              <w:t>178,900円</w:t>
             </w:r>
           </w:p>
         </w:tc>
@@ -37031,7 +37031,7 @@
           <w:i/>
           <w:sz w:val="18"/>
         </w:rPr>
-        <w:t>※ 被保険者数は年報 様式1（所得段階別）の令和7年度末現在。**合計3,443人は第1号被保険者数と一致します。**※ 第9期の年額は基準額6,600円（年額79,200円）による。第10期の年額は標準ケースの基準額6,224円（年額74,683円）によるもので、上記のケースのいずれを採るかにより変わります。**※ 段階の要件は第9期の条例によります。**第10期の要件（住民税非課税の年金収入等の基準額等）は【決定後に記載】。</w:t>
+        <w:t>※ 被保険者数は年報 様式1（所得段階別）の令和7年度末現在。**合計3,443人は第1号被保険者数と一致します。**※ 第9期の年額は基準額6,600円（年額79,200円）による。第10期の年額は標準ケースの基準額6,210円（年額74,521円）によるもので、上記のケースのいずれを採るかにより変わります。**※ 段階の要件は第9期の条例によります。**第10期の要件（住民税非課税の年金収入等の基準額等）は【決定後に記載】。</w:t>
       </w:r>
     </w:p>
     <w:p/>

--- a/小野町_引継ぎ_整理済/03_計画素案/小野町高齢者保健福祉計画_第10期介護保険事業計画_素案_第5版_20260925.docx
+++ b/小野町_引継ぎ_整理済/03_計画素案/小野町高齢者保健福祉計画_第10期介護保険事業計画_素案_第5版_20260925.docx
@@ -1192,7 +1192,7 @@
               <w:rPr>
                 <w:sz w:val="18"/>
               </w:rPr>
-              <w:t>**保険料基準額月額6,210円まで算定**</w:t>
+              <w:t>**保険料基準額月額6,095円まで算定**</w:t>
             </w:r>
           </w:p>
         </w:tc>
@@ -33951,17 +33951,17 @@
     </w:p>
     <w:p>
       <w:r>
-        <w:t>**算定の結果、準備基金を取り崩さない場合の保険料基準額は月額6,210円となります。**第9期の6,600円に対し-390円（-5.9％）です。ただし地域支援事業費・介護給付費準備基金の残高・第10期の第1号被保険者負担割合のいずれもが未確定であり、確定値ではありません。</w:t>
+        <w:t>**算定の結果、準備基金を取り崩さない場合の保険料基準額は月額6,095円となります。**第9期の6,600円に対し-505円（-7.7％）です。ただし地域支援事業費・介護給付費準備基金の残高・第10期の第1号被保険者負担割合のいずれもが未確定であり、確定値ではありません。</w:t>
       </w:r>
     </w:p>
     <w:p>
       <w:r>
-        <w:t>**第9期と同じく100円未満を切り上げると6,300円となり、第9期の6,600円から300円下がります。**第9期は算定値6,886円を基金3,500万円の取崩により6,597円まで下げたうえで6,600円としたのに対し、第10期は取崩を行わなくてもこの水準になります。給付費の見込みが第9期の86.8％にとどまることによるものです。</w:t>
+        <w:t>**第9期と同じく100円未満を切り上げると6,100円となり、第9期の6,600円から300円下がります。**第9期は算定値6,886円を基金3,500万円の取崩により6,597円まで下げたうえで6,600円としたのに対し、第10期は取崩を行わなくてもこの水準になります。給付費の見込みが第9期の86.8％にとどまることによるものです。</w:t>
       </w:r>
     </w:p>
     <w:p>
       <w:r>
-        <w:t>**ただし、この水準は令和8年度3か月の実績に依っています。**令和8年度の残りの月で給付費が持ち直せば、この見込みは上振れします。従前の方式（令和5〜7年度の利用率の平均）によれば月額6,570円（切上げ6,600円）となり、第9期と同額の据え置きになります。**どちらを採るかは、令和8年度の実績を見たうえで協議会にお諮りします。**</w:t>
+        <w:t>**ただし、この水準は令和8年度3か月の実績に依っています。**令和8年度の残りの月で給付費が持ち直せば、この見込みは上振れします。従前の方式（令和5〜7年度の利用率の平均）によれば月額6,449円（切上げ6,500円）となり、第9期と同額の据え置きになります。**どちらを採るかは、令和8年度の実績を見たうえで協議会にお諮りします。**</w:t>
       </w:r>
     </w:p>
     <w:tbl>
@@ -34182,21 +34182,21 @@
               <w:rPr>
                 <w:sz w:val="18"/>
               </w:rPr>
-              <w:t>6.148％</w:t>
-            </w:r>
-          </w:p>
-        </w:tc>
-        <w:tc>
-          <w:tcPr>
-            <w:tcW w:type="dxa" w:w="2880"/>
-          </w:tcPr>
-          <w:p>
-            <w:r/>
-            <w:r>
-              <w:rPr>
-                <w:sz w:val="18"/>
-              </w:rPr>
-              <w:t>6.148％（第9期の公表値から逆算）</w:t>
+              <w:t>5.533％（算式）</w:t>
+            </w:r>
+          </w:p>
+        </w:tc>
+        <w:tc>
+          <w:tcPr>
+            <w:tcW w:type="dxa" w:w="2880"/>
+          </w:tcPr>
+          <w:p>
+            <w:r/>
+            <w:r>
+              <w:rPr>
+                <w:sz w:val="18"/>
+              </w:rPr>
+              <w:t>6.058％（第9期計画の公表値）</w:t>
             </w:r>
           </w:p>
         </w:tc>
@@ -34226,7 +34226,7 @@
               <w:rPr>
                 <w:sz w:val="18"/>
               </w:rPr>
-              <w:t>725,376千円</w:t>
+              <w:t>744,400千円</w:t>
             </w:r>
           </w:p>
         </w:tc>
@@ -34358,7 +34358,7 @@
               <w:rPr>
                 <w:sz w:val="18"/>
               </w:rPr>
-              <w:t>9,798人</w:t>
+              <w:t>10,245人</w:t>
             </w:r>
           </w:p>
         </w:tc>
@@ -34402,7 +34402,7 @@
               <w:rPr>
                 <w:sz w:val="18"/>
               </w:rPr>
-              <w:t>**6,210円**</w:t>
+              <w:t>**6,095円**</w:t>
             </w:r>
           </w:p>
         </w:tc>
@@ -34434,7 +34434,7 @@
     <w:p/>
     <w:p>
       <w:r>
-        <w:t>**保険料の水準を左右するのは、給付費の精度ではなく制度側の2つです。**第1号被保険者負担割合が1ポイント上がると月額281円、調整交付金の見込交付割合が1ポイント下がると月額265円動きます。いずれも給付費の5％分に相当します。給付費1％は57.9円にとどまります。</w:t>
+        <w:t>**保険料の水準を左右するのは、給付費の精度ではなく制度側の2つです。**第1号被保険者負担割合が1ポイント上がると月額269円、調整交付金の見込交付割合が1ポイント下がると月額253円動きます。いずれも給付費の5％分に相当します。給付費1％は56.9円にとどまります。</w:t>
       </w:r>
     </w:p>
     <w:tbl>
@@ -34554,7 +34554,7 @@
               <w:rPr>
                 <w:sz w:val="18"/>
               </w:rPr>
-              <w:t>**+281円**</w:t>
+              <w:t>**+269円**</w:t>
             </w:r>
           </w:p>
         </w:tc>
@@ -34612,7 +34612,7 @@
               <w:rPr>
                 <w:sz w:val="18"/>
               </w:rPr>
-              <w:t>**+265円**</w:t>
+              <w:t>**+253円**</w:t>
             </w:r>
           </w:p>
         </w:tc>
@@ -34670,7 +34670,7 @@
               <w:rPr>
                 <w:sz w:val="18"/>
               </w:rPr>
-              <w:t>-86円</w:t>
+              <w:t>-82円</w:t>
             </w:r>
           </w:p>
         </w:tc>
@@ -34728,7 +34728,7 @@
               <w:rPr>
                 <w:sz w:val="18"/>
               </w:rPr>
-              <w:t>+57.9円</w:t>
+              <w:t>+56.9円</w:t>
             </w:r>
           </w:p>
         </w:tc>
@@ -34786,7 +34786,7 @@
               <w:rPr>
                 <w:sz w:val="18"/>
               </w:rPr>
-              <w:t>+4.2円</w:t>
+              <w:t>+4.0円</w:t>
             </w:r>
           </w:p>
         </w:tc>
@@ -34946,7 +34946,7 @@
               <w:rPr>
                 <w:sz w:val="18"/>
               </w:rPr>
-              <w:t>**6,210円**</w:t>
+              <w:t>**6,095円**</w:t>
             </w:r>
           </w:p>
         </w:tc>
@@ -34960,7 +34960,7 @@
               <w:rPr>
                 <w:sz w:val="18"/>
               </w:rPr>
-              <w:t>**6,300円**</w:t>
+              <w:t>**6,100円**</w:t>
             </w:r>
           </w:p>
         </w:tc>
@@ -34974,7 +34974,7 @@
               <w:rPr>
                 <w:sz w:val="18"/>
               </w:rPr>
-              <w:t>基準となる算定。第9期の6,600円から▲390円（▲5.9％）</w:t>
+              <w:t>基準となる算定。第9期の6,600円から▲505円（▲7.7％）</w:t>
             </w:r>
           </w:p>
         </w:tc>
@@ -35018,7 +35018,7 @@
               <w:rPr>
                 <w:sz w:val="18"/>
               </w:rPr>
-              <w:t>**6,107円**</w:t>
+              <w:t>**5,997円**</w:t>
             </w:r>
           </w:p>
         </w:tc>
@@ -35032,7 +35032,7 @@
               <w:rPr>
                 <w:sz w:val="18"/>
               </w:rPr>
-              <w:t>6,200円</w:t>
+              <w:t>6,000円</w:t>
             </w:r>
           </w:p>
         </w:tc>
@@ -35090,7 +35090,7 @@
               <w:rPr>
                 <w:sz w:val="18"/>
               </w:rPr>
-              <w:t>5,910円</w:t>
+              <w:t>5,808円</w:t>
             </w:r>
           </w:p>
         </w:tc>
@@ -35104,7 +35104,7 @@
               <w:rPr>
                 <w:sz w:val="18"/>
               </w:rPr>
-              <w:t>6,000円</w:t>
+              <w:t>5,900円</w:t>
             </w:r>
           </w:p>
         </w:tc>
@@ -35162,7 +35162,7 @@
               <w:rPr>
                 <w:sz w:val="18"/>
               </w:rPr>
-              <w:t>6,491円</w:t>
+              <w:t>6,364円</w:t>
             </w:r>
           </w:p>
         </w:tc>
@@ -35176,7 +35176,7 @@
               <w:rPr>
                 <w:sz w:val="18"/>
               </w:rPr>
-              <w:t>6,500円</w:t>
+              <w:t>6,400円</w:t>
             </w:r>
           </w:p>
         </w:tc>
@@ -35234,7 +35234,7 @@
               <w:rPr>
                 <w:sz w:val="18"/>
               </w:rPr>
-              <w:t>**6,570円**</w:t>
+              <w:t>**6,449円**</w:t>
             </w:r>
           </w:p>
         </w:tc>
@@ -35248,7 +35248,7 @@
               <w:rPr>
                 <w:sz w:val="18"/>
               </w:rPr>
-              <w:t>**6,600円**</w:t>
+              <w:t>**6,500円**</w:t>
             </w:r>
           </w:p>
         </w:tc>
@@ -35306,7 +35306,7 @@
               <w:rPr>
                 <w:sz w:val="18"/>
               </w:rPr>
-              <w:t>**6,409円**</w:t>
+              <w:t>**6,290円**</w:t>
             </w:r>
           </w:p>
         </w:tc>
@@ -35320,7 +35320,7 @@
               <w:rPr>
                 <w:sz w:val="18"/>
               </w:rPr>
-              <w:t>**6,500円**</w:t>
+              <w:t>**6,300円**</w:t>
             </w:r>
           </w:p>
         </w:tc>
@@ -35490,13 +35490,13 @@
           <w:i/>
           <w:sz w:val="18"/>
         </w:rPr>
-        <w:t>※ いずれも地域支援事業費を年報 様式4 の令和6年度決算で置き（3年計191,749千円、うち総合事業費103,743千円）、第1号被保険者負担割合を23％、調整交付金見込交付割合を6.148％として算定した。※ 調整交付金見込額は標準給付費見込額に見込交付割合を乗じて求める（調整交付金相当額の5％と異なり、基数に総合事業費を含めない）。</w:t>
+        <w:t>※ いずれも地域支援事業費を年報 様式4 の令和6年度決算で置き（3年計191,749千円、うち総合事業費103,743千円）、第1号被保険者負担割合を23％、調整交付金見込交付割合を5.533％として算定した。※ 調整交付金見込額は標準給付費見込額に見込交付割合を乗じて求める（調整交付金相当額の5％と異なり、基数に総合事業費を含めない）。※ 見込交付割合は（第1号被保険者負担割合＋5％）－第1号被保険者負担割合×後期高齢者加入割合補正係数×所得段階別加入割合補正係数で求めた。後期高齢者加入割合補正係数は見える化システムの値（令和9年度0.9558・令和10年度0.9802・令和11年度1.0065）、所得段階別加入割合補正係数は令和7年度末の構成による0.9959。</w:t>
       </w:r>
     </w:p>
     <w:p/>
     <w:p>
       <w:r>
-        <w:t>所得段階別の保険料率は次のとおり設定します。**段階数と乗率は第9期と同じ13段階・同一の乗率とすることを案とします。**年額は、標準ケースの基準額（月額6,210円）をもとに100円未満を切り上げて算出したものです。</w:t>
+        <w:t>所得段階別の保険料率は次のとおり設定します。**段階数と乗率は第9期と同じ13段階・同一の乗率とすることを案とします。**年額は、標準ケースの基準額（月額6,095円）をもとに100円未満を切り上げて算出したものです。</w:t>
       </w:r>
     </w:p>
     <w:tbl>
@@ -35681,7 +35681,7 @@
               <w:rPr>
                 <w:sz w:val="18"/>
               </w:rPr>
-              <w:t>21,300円</w:t>
+              <w:t>20,900円</w:t>
             </w:r>
           </w:p>
         </w:tc>
@@ -35781,7 +35781,7 @@
               <w:rPr>
                 <w:sz w:val="18"/>
               </w:rPr>
-              <w:t>36,300円</w:t>
+              <w:t>35,600円</w:t>
             </w:r>
           </w:p>
         </w:tc>
@@ -35881,7 +35881,7 @@
               <w:rPr>
                 <w:sz w:val="18"/>
               </w:rPr>
-              <w:t>51,100円</w:t>
+              <w:t>50,100円</w:t>
             </w:r>
           </w:p>
         </w:tc>
@@ -35981,7 +35981,7 @@
               <w:rPr>
                 <w:sz w:val="18"/>
               </w:rPr>
-              <w:t>67,100円</w:t>
+              <w:t>65,900円</w:t>
             </w:r>
           </w:p>
         </w:tc>
@@ -36081,7 +36081,7 @@
               <w:rPr>
                 <w:sz w:val="18"/>
               </w:rPr>
-              <w:t>74,600円</w:t>
+              <w:t>73,200円</w:t>
             </w:r>
           </w:p>
         </w:tc>
@@ -36181,7 +36181,7 @@
               <w:rPr>
                 <w:sz w:val="18"/>
               </w:rPr>
-              <w:t>89,500円</w:t>
+              <w:t>87,800円</w:t>
             </w:r>
           </w:p>
         </w:tc>
@@ -36281,7 +36281,7 @@
               <w:rPr>
                 <w:sz w:val="18"/>
               </w:rPr>
-              <w:t>96,900円</w:t>
+              <w:t>95,100円</w:t>
             </w:r>
           </w:p>
         </w:tc>
@@ -36381,7 +36381,7 @@
               <w:rPr>
                 <w:sz w:val="18"/>
               </w:rPr>
-              <w:t>111,800円</w:t>
+              <w:t>109,800円</w:t>
             </w:r>
           </w:p>
         </w:tc>
@@ -36481,7 +36481,7 @@
               <w:rPr>
                 <w:sz w:val="18"/>
               </w:rPr>
-              <w:t>126,700円</w:t>
+              <w:t>124,400円</w:t>
             </w:r>
           </w:p>
         </w:tc>
@@ -36581,7 +36581,7 @@
               <w:rPr>
                 <w:sz w:val="18"/>
               </w:rPr>
-              <w:t>141,600円</w:t>
+              <w:t>139,000円</w:t>
             </w:r>
           </w:p>
         </w:tc>
@@ -36681,7 +36681,7 @@
               <w:rPr>
                 <w:sz w:val="18"/>
               </w:rPr>
-              <w:t>156,500円</w:t>
+              <w:t>153,600円</w:t>
             </w:r>
           </w:p>
         </w:tc>
@@ -36781,7 +36781,7 @@
               <w:rPr>
                 <w:sz w:val="18"/>
               </w:rPr>
-              <w:t>171,400円</w:t>
+              <w:t>168,300円</w:t>
             </w:r>
           </w:p>
         </w:tc>
@@ -36881,7 +36881,7 @@
               <w:rPr>
                 <w:sz w:val="18"/>
               </w:rPr>
-              <w:t>178,900円</w:t>
+              <w:t>175,600円</w:t>
             </w:r>
           </w:p>
         </w:tc>
@@ -37031,13 +37031,13 @@
           <w:i/>
           <w:sz w:val="18"/>
         </w:rPr>
-        <w:t>※ 被保険者数は年報 様式1（所得段階別）の令和7年度末現在。**合計3,443人は第1号被保険者数と一致します。**※ 第9期の年額は基準額6,600円（年額79,200円）による。第10期の年額は標準ケースの基準額6,210円（年額74,521円）によるもので、上記のケースのいずれを採るかにより変わります。**※ 段階の要件は第9期の条例によります。**第10期の要件（住民税非課税の年金収入等の基準額等）は【決定後に記載】。</w:t>
+        <w:t>※ 被保険者数は年報 様式1（所得段階別）の令和7年度末現在。**合計3,443人は第1号被保険者数と一致します。**※ 第9期の年額は基準額6,600円（年額79,200円）による。第10期の年額は標準ケースの基準額6,095円（年額73,137円）によるもので、上記のケースのいずれを採るかにより変わります。**※ 段階の要件は第9期の条例によります。**第10期の要件（住民税非課税の年金収入等の基準額等）は【決定後に記載】。</w:t>
       </w:r>
     </w:p>
     <w:p/>
     <w:p>
       <w:r>
-        <w:t>**本町の第1〜3段階の乗率（0.285／0.486／0.685）は、国の標準（0.455／0.685／0.690）を下回っています。**第4段階以上は国の標準と同じです。第1〜3段階に属する方は1,094人で、第1号被保険者の31.8％を占めます。</w:t>
+        <w:t>**上表の第1〜3段階の乗率（0.285／0.486／0.685）は、公費による低所得者軽減強化を反映した後の、実際に賦課する乗率です。**国の標準段階の乗率は0.455／0.685／0.690で、軽減相当額は国2分の1・県4分の1・町4分の1の公費で補填されます。**したがって保険料基準額の算定では、軽減前の標準乗率で所得段階別加入割合補正後被保険者数を求めます。**第4段階以上は賦課する乗率と標準乗率が一致します。第1〜3段階に属する方は1,094人で、第1号被保険者の31.8％を占めます。</w:t>
       </w:r>
     </w:p>
     <w:p>

--- a/小野町_引継ぎ_整理済/03_計画素案/小野町高齢者保健福祉計画_第10期介護保険事業計画_素案_第5版_20260925.docx
+++ b/小野町_引継ぎ_整理済/03_計画素案/小野町高齢者保健福祉計画_第10期介護保険事業計画_素案_第5版_20260925.docx
@@ -35767,7 +35767,7 @@
               <w:rPr>
                 <w:sz w:val="18"/>
               </w:rPr>
-              <w:t>0.486</w:t>
+              <w:t>0.485</w:t>
             </w:r>
           </w:p>
         </w:tc>
@@ -35781,7 +35781,7 @@
               <w:rPr>
                 <w:sz w:val="18"/>
               </w:rPr>
-              <w:t>35,600円</w:t>
+              <w:t>35,500円</w:t>
             </w:r>
           </w:p>
         </w:tc>
@@ -37037,7 +37037,7 @@
     <w:p/>
     <w:p>
       <w:r>
-        <w:t>**上表の第1〜3段階の乗率（0.285／0.486／0.685）は、公費による低所得者軽減強化を反映した後の、実際に賦課する乗率です。**国の標準段階の乗率は0.455／0.685／0.690で、軽減相当額は国2分の1・県4分の1・町4分の1の公費で補填されます。**したがって保険料基準額の算定では、軽減前の標準乗率で所得段階別加入割合補正後被保険者数を求めます。**第4段階以上は賦課する乗率と標準乗率が一致します。第1〜3段階に属する方は1,094人で、第1号被保険者の31.8％を占めます。</w:t>
+        <w:t>**上表の第1〜3段階の乗率（0.285／0.485／0.685）は、公費による低所得者軽減強化を反映した後の、実際に賦課する乗率です。**国の標準段階の乗率は0.455／0.685／0.690で、軽減相当額は国2分の1・県4分の1・町4分の1の公費で補填されます。**したがって保険料基準額の算定では、軽減前の標準乗率で所得段階別加入割合補正後被保険者数を求めます。**第4段階以上は賦課する乗率と標準乗率が一致します。第1〜3段階に属する方は1,094人で、第1号被保険者の31.8％を占めます。</w:t>
       </w:r>
     </w:p>
     <w:p>

--- a/小野町_引継ぎ_整理済/03_計画素案/小野町高齢者保健福祉計画_第10期介護保険事業計画_素案_第5版_20260925.docx
+++ b/小野町_引継ぎ_整理済/03_計画素案/小野町高齢者保健福祉計画_第10期介護保険事業計画_素案_第5版_20260925.docx
@@ -1192,7 +1192,7 @@
               <w:rPr>
                 <w:sz w:val="18"/>
               </w:rPr>
-              <w:t>**保険料基準額月額6,095円まで算定**</w:t>
+              <w:t>**保険料基準額月額6,048円まで算定**</w:t>
             </w:r>
           </w:p>
         </w:tc>
@@ -33951,17 +33951,17 @@
     </w:p>
     <w:p>
       <w:r>
-        <w:t>**算定の結果、準備基金を取り崩さない場合の保険料基準額は月額6,095円となります。**第9期の6,600円に対し-505円（-7.7％）です。ただし地域支援事業費・介護給付費準備基金の残高・第10期の第1号被保険者負担割合のいずれもが未確定であり、確定値ではありません。</w:t>
+        <w:t>**算定の結果、準備基金を取り崩さない場合の保険料基準額は月額6,048円となります。**第9期の6,600円に対し-552円（-8.4％）です。ただし地域支援事業費・介護給付費準備基金の残高・第10期の第1号被保険者負担割合のいずれもが未確定であり、確定値ではありません。</w:t>
       </w:r>
     </w:p>
     <w:p>
       <w:r>
-        <w:t>**第9期と同じく100円未満を切り上げると6,100円となり、第9期の6,600円から300円下がります。**第9期は算定値6,886円を基金3,500万円の取崩により6,597円まで下げたうえで6,600円としたのに対し、第10期は取崩を行わなくてもこの水準になります。給付費の見込みが第9期の86.8％にとどまることによるものです。</w:t>
+        <w:t>**第9期と同じく100円未満を切り上げると6,100円となり、第9期の6,600円から500円下がります。**第9期は算定値6,886円を基金3,500万円の取崩により6,597円まで下げたうえで6,600円としたのに対し、第10期は取崩を行わなくてもこの水準になります。給付費の見込みが第9期の86.8％にとどまることによるものです。</w:t>
       </w:r>
     </w:p>
     <w:p>
       <w:r>
-        <w:t>**ただし、この水準は令和8年度3か月の実績に依っています。**令和8年度の残りの月で給付費が持ち直せば、この見込みは上振れします。従前の方式（令和5〜7年度の利用率の平均）によれば月額6,449円（切上げ6,500円）となり、第9期と同額の据え置きになります。**どちらを採るかは、令和8年度の実績を見たうえで協議会にお諮りします。**</w:t>
+        <w:t>**ただし、この水準は令和8年度3か月の実績に依っています。**令和8年度の残りの月で給付費が持ち直せば、この見込みは上振れします。従前の方式（令和5〜7年度の利用率の平均）によれば月額6,402円（切上げ6,500円）となり、第9期と同額の据え置きになります。**どちらを採るかは、令和8年度の実績を見たうえで協議会にお諮りします。**</w:t>
       </w:r>
     </w:p>
     <w:tbl>
@@ -34226,7 +34226,7 @@
               <w:rPr>
                 <w:sz w:val="18"/>
               </w:rPr>
-              <w:t>744,400千円</w:t>
+              <w:t>738,660千円</w:t>
             </w:r>
           </w:p>
         </w:tc>
@@ -34402,7 +34402,7 @@
               <w:rPr>
                 <w:sz w:val="18"/>
               </w:rPr>
-              <w:t>**6,095円**</w:t>
+              <w:t>**6,048円**</w:t>
             </w:r>
           </w:p>
         </w:tc>
@@ -34434,7 +34434,7 @@
     <w:p/>
     <w:p>
       <w:r>
-        <w:t>**保険料の水準を左右するのは、給付費の精度ではなく制度側の2つです。**第1号被保険者負担割合が1ポイント上がると月額269円、調整交付金の見込交付割合が1ポイント下がると月額253円動きます。いずれも給付費の5％分に相当します。給付費1％は56.9円にとどまります。</w:t>
+        <w:t>**保険料の水準を左右するのは、給付費の精度ではなく制度側の2つです。**第1号被保険者負担割合が1ポイント上がると月額269円、調整交付金の見込交付割合が1ポイント下がると月額262円動きます。いずれも給付費の5％分に相当します。給付費1％は56.9円にとどまります。</w:t>
       </w:r>
     </w:p>
     <w:tbl>
@@ -34612,7 +34612,7 @@
               <w:rPr>
                 <w:sz w:val="18"/>
               </w:rPr>
-              <w:t>**+253円**</w:t>
+              <w:t>**+262円**</w:t>
             </w:r>
           </w:p>
         </w:tc>
@@ -34786,7 +34786,7 @@
               <w:rPr>
                 <w:sz w:val="18"/>
               </w:rPr>
-              <w:t>+4.0円</w:t>
+              <w:t>+3.6円</w:t>
             </w:r>
           </w:p>
         </w:tc>
@@ -34946,7 +34946,7 @@
               <w:rPr>
                 <w:sz w:val="18"/>
               </w:rPr>
-              <w:t>**6,095円**</w:t>
+              <w:t>**6,048円**</w:t>
             </w:r>
           </w:p>
         </w:tc>
@@ -34974,7 +34974,7 @@
               <w:rPr>
                 <w:sz w:val="18"/>
               </w:rPr>
-              <w:t>基準となる算定。第9期の6,600円から▲505円（▲7.7％）</w:t>
+              <w:t>基準となる算定。第9期の6,600円から▲552円（▲8.4％）</w:t>
             </w:r>
           </w:p>
         </w:tc>
@@ -35018,7 +35018,7 @@
               <w:rPr>
                 <w:sz w:val="18"/>
               </w:rPr>
-              <w:t>**5,997円**</w:t>
+              <w:t>**5,950円**</w:t>
             </w:r>
           </w:p>
         </w:tc>
@@ -35090,7 +35090,7 @@
               <w:rPr>
                 <w:sz w:val="18"/>
               </w:rPr>
-              <w:t>5,808円</w:t>
+              <w:t>5,761円</w:t>
             </w:r>
           </w:p>
         </w:tc>
@@ -35104,7 +35104,7 @@
               <w:rPr>
                 <w:sz w:val="18"/>
               </w:rPr>
-              <w:t>5,900円</w:t>
+              <w:t>5,800円</w:t>
             </w:r>
           </w:p>
         </w:tc>
@@ -35162,7 +35162,7 @@
               <w:rPr>
                 <w:sz w:val="18"/>
               </w:rPr>
-              <w:t>6,364円</w:t>
+              <w:t>6,317円</w:t>
             </w:r>
           </w:p>
         </w:tc>
@@ -35234,7 +35234,7 @@
               <w:rPr>
                 <w:sz w:val="18"/>
               </w:rPr>
-              <w:t>**6,449円**</w:t>
+              <w:t>**6,402円**</w:t>
             </w:r>
           </w:p>
         </w:tc>
@@ -35306,7 +35306,7 @@
               <w:rPr>
                 <w:sz w:val="18"/>
               </w:rPr>
-              <w:t>**6,290円**</w:t>
+              <w:t>**6,243円**</w:t>
             </w:r>
           </w:p>
         </w:tc>
@@ -35496,7 +35496,7 @@
     <w:p/>
     <w:p>
       <w:r>
-        <w:t>所得段階別の保険料率は次のとおり設定します。**段階数と乗率は第9期と同じ13段階・同一の乗率とすることを案とします。**年額は、標準ケースの基準額（月額6,095円）をもとに100円未満を切り上げて算出したものです。</w:t>
+        <w:t>所得段階別の保険料率は次のとおり設定します。**段階数と乗率は第9期と同じ13段階・同一の乗率とすることを案とします。**年額は、標準ケースの基準額（月額6,048円）をもとに100円未満を切り上げて算出したものです。</w:t>
       </w:r>
     </w:p>
     <w:tbl>
@@ -35681,7 +35681,7 @@
               <w:rPr>
                 <w:sz w:val="18"/>
               </w:rPr>
-              <w:t>20,900円</w:t>
+              <w:t>20,700円</w:t>
             </w:r>
           </w:p>
         </w:tc>
@@ -35781,7 +35781,7 @@
               <w:rPr>
                 <w:sz w:val="18"/>
               </w:rPr>
-              <w:t>35,500円</w:t>
+              <w:t>35,200円</w:t>
             </w:r>
           </w:p>
         </w:tc>
@@ -35881,7 +35881,7 @@
               <w:rPr>
                 <w:sz w:val="18"/>
               </w:rPr>
-              <w:t>50,100円</w:t>
+              <w:t>49,800円</w:t>
             </w:r>
           </w:p>
         </w:tc>
@@ -35981,7 +35981,7 @@
               <w:rPr>
                 <w:sz w:val="18"/>
               </w:rPr>
-              <w:t>65,900円</w:t>
+              <w:t>65,400円</w:t>
             </w:r>
           </w:p>
         </w:tc>
@@ -36081,7 +36081,7 @@
               <w:rPr>
                 <w:sz w:val="18"/>
               </w:rPr>
-              <w:t>73,200円</w:t>
+              <w:t>72,600円</w:t>
             </w:r>
           </w:p>
         </w:tc>
@@ -36181,7 +36181,7 @@
               <w:rPr>
                 <w:sz w:val="18"/>
               </w:rPr>
-              <w:t>87,800円</w:t>
+              <w:t>87,100円</w:t>
             </w:r>
           </w:p>
         </w:tc>
@@ -36281,7 +36281,7 @@
               <w:rPr>
                 <w:sz w:val="18"/>
               </w:rPr>
-              <w:t>95,100円</w:t>
+              <w:t>94,400円</w:t>
             </w:r>
           </w:p>
         </w:tc>
@@ -36381,7 +36381,7 @@
               <w:rPr>
                 <w:sz w:val="18"/>
               </w:rPr>
-              <w:t>109,800円</w:t>
+              <w:t>108,900円</w:t>
             </w:r>
           </w:p>
         </w:tc>
@@ -36481,7 +36481,7 @@
               <w:rPr>
                 <w:sz w:val="18"/>
               </w:rPr>
-              <w:t>124,400円</w:t>
+              <w:t>123,400円</w:t>
             </w:r>
           </w:p>
         </w:tc>
@@ -36581,7 +36581,7 @@
               <w:rPr>
                 <w:sz w:val="18"/>
               </w:rPr>
-              <w:t>139,000円</w:t>
+              <w:t>137,900円</w:t>
             </w:r>
           </w:p>
         </w:tc>
@@ -36681,7 +36681,7 @@
               <w:rPr>
                 <w:sz w:val="18"/>
               </w:rPr>
-              <w:t>153,600円</w:t>
+              <w:t>152,500円</w:t>
             </w:r>
           </w:p>
         </w:tc>
@@ -36781,7 +36781,7 @@
               <w:rPr>
                 <w:sz w:val="18"/>
               </w:rPr>
-              <w:t>168,300円</w:t>
+              <w:t>167,000円</w:t>
             </w:r>
           </w:p>
         </w:tc>
@@ -36881,7 +36881,7 @@
               <w:rPr>
                 <w:sz w:val="18"/>
               </w:rPr>
-              <w:t>175,600円</w:t>
+              <w:t>174,200円</w:t>
             </w:r>
           </w:p>
         </w:tc>
@@ -37031,7 +37031,7 @@
           <w:i/>
           <w:sz w:val="18"/>
         </w:rPr>
-        <w:t>※ 被保険者数は年報 様式1（所得段階別）の令和7年度末現在。**合計3,443人は第1号被保険者数と一致します。**※ 第9期の年額は基準額6,600円（年額79,200円）による。第10期の年額は標準ケースの基準額6,095円（年額73,137円）によるもので、上記のケースのいずれを採るかにより変わります。**※ 段階の要件は第9期の条例によります。**第10期の要件（住民税非課税の年金収入等の基準額等）は【決定後に記載】。</w:t>
+        <w:t>※ 被保険者数は年報 様式1（所得段階別）の令和7年度末現在。**合計3,443人は第1号被保険者数と一致します。**※ 第9期の年額は基準額6,600円（年額79,200円）による。第10期の年額は標準ケースの基準額6,048円（年額72,573円）によるもので、上記のケースのいずれを採るかにより変わります。**※ 段階の要件は第9期の条例によります。**第10期の要件（住民税非課税の年金収入等の基準額等）は【決定後に記載】。</w:t>
       </w:r>
     </w:p>
     <w:p/>

--- a/小野町_引継ぎ_整理済/03_計画素案/小野町高齢者保健福祉計画_第10期介護保険事業計画_素案_第5版_20260925.docx
+++ b/小野町_引継ぎ_整理済/03_計画素案/小野町高齢者保健福祉計画_第10期介護保険事業計画_素案_第5版_20260925.docx
@@ -35350,6 +35350,78 @@
               <w:rPr>
                 <w:sz w:val="18"/>
               </w:rPr>
+              <w:t>**見える化システムによるケース**</w:t>
+            </w:r>
+          </w:p>
+        </w:tc>
+        <w:tc>
+          <w:tcPr>
+            <w:tcW w:type="dxa" w:w="1728"/>
+          </w:tcPr>
+          <w:p>
+            <w:r/>
+            <w:r>
+              <w:rPr>
+                <w:sz w:val="18"/>
+              </w:rPr>
+              <w:t>令和8年度を国保連月報の1か月分で置く場合（地域包括ケア「見える化」システムの自然体推計）</w:t>
+            </w:r>
+          </w:p>
+        </w:tc>
+        <w:tc>
+          <w:tcPr>
+            <w:tcW w:type="dxa" w:w="1728"/>
+          </w:tcPr>
+          <w:p>
+            <w:r/>
+            <w:r>
+              <w:rPr>
+                <w:sz w:val="18"/>
+              </w:rPr>
+              <w:t>**6,533円**</w:t>
+            </w:r>
+          </w:p>
+        </w:tc>
+        <w:tc>
+          <w:tcPr>
+            <w:tcW w:type="dxa" w:w="1728"/>
+          </w:tcPr>
+          <w:p>
+            <w:r/>
+            <w:r>
+              <w:rPr>
+                <w:sz w:val="18"/>
+              </w:rPr>
+              <w:t>**6,600円**</w:t>
+            </w:r>
+          </w:p>
+        </w:tc>
+        <w:tc>
+          <w:tcPr>
+            <w:tcW w:type="dxa" w:w="1728"/>
+          </w:tcPr>
+          <w:p>
+            <w:r/>
+            <w:r>
+              <w:rPr>
+                <w:sz w:val="18"/>
+              </w:rPr>
+              <w:t>**令和8年9月28日に推計が通った。標準給付費は3,354,617千円で、標準ケースより260,669千円（8.4％）多い。****切り上げると第9期と同額の据え置きになる**</w:t>
+            </w:r>
+          </w:p>
+        </w:tc>
+      </w:tr>
+      <w:tr>
+        <w:tc>
+          <w:tcPr>
+            <w:tcW w:type="dxa" w:w="1728"/>
+          </w:tcPr>
+          <w:p>
+            <w:r/>
+            <w:r>
+              <w:rPr>
+                <w:sz w:val="18"/>
+              </w:rPr>
               <w:t>施設整備ケース</w:t>
             </w:r>
           </w:p>
@@ -35490,7 +35562,347 @@
           <w:i/>
           <w:sz w:val="18"/>
         </w:rPr>
-        <w:t>※ いずれも地域支援事業費を年報 様式4 の令和6年度決算で置き（3年計191,749千円、うち総合事業費103,743千円）、第1号被保険者負担割合を23％、調整交付金見込交付割合を5.533％として算定した。※ 調整交付金見込額は標準給付費見込額に見込交付割合を乗じて求める（調整交付金相当額の5％と異なり、基数に総合事業費を含めない）。※ 見込交付割合は（第1号被保険者負担割合＋5％）－第1号被保険者負担割合×後期高齢者加入割合補正係数×所得段階別加入割合補正係数で求めた。後期高齢者加入割合補正係数は見える化システムの値（令和9年度0.9558・令和10年度0.9802・令和11年度1.0065）、所得段階別加入割合補正係数は令和7年度末の構成による0.9959。</w:t>
+        <w:t>※ いずれも地域支援事業費を年報 様式4 の令和6年度決算で置き（3年計191,749千円、うち総合事業費103,743千円）、第1号被保険者負担割合を23％、調整交付金見込交付割合を5.533％として算定した。※ 調整交付金見込額は、調整交付金相当額（5％）と同じ基数（標準給付費見込額＋総合事業費）に見込交付割合を乗じて求める。地域包括ケア「見える化」システムの出力（令和8年9月28日受領のワークシート「5_保険料推計」）と1円まで照合して確かめた。※ 見込交付割合は（第1号被保険者負担割合＋5％）－第1号被保険者負担割合×後期高齢者加入割合補正係数×所得段階別加入割合補正係数で求めた。後期高齢者加入割合補正係数は見える化システムの値（令和9年度0.9558・令和10年度0.9802・令和11年度1.0065）、所得段階別加入割合補正係数は令和7年度末の構成による0.9959。</w:t>
+      </w:r>
+    </w:p>
+    <w:p/>
+    <w:p>
+      <w:pPr>
+        <w:pStyle w:val="Heading4"/>
+      </w:pPr>
+      <w:r>
+        <w:t>見える化システムによる算定との突合</w:t>
+      </w:r>
+    </w:p>
+    <w:p>
+      <w:r>
+        <w:t>**令和8年9月28日、地域包括ケア「見える化」システムへの入力が完了し、推計が通りました。**施策反映に係るワーニング（認定者数・施設居住系サービス利用者数・在宅サービス利用者数）はいずれも「該当無し」となりました。**残る33件は、本町に提供事業所がない、または該当する利用がないサービスの実績が0のまま延びたものであり、推計の誤りによるものではありません。**</w:t>
+      </w:r>
+    </w:p>
+    <w:p>
+      <w:r>
+        <w:t>**システムによる保険料基準額は月額6,533円（100円未満切上げ6,600円）で、標準ケースの6,048円（同6,100円）と486円の差があります。**差の内訳は次のとおりで、算式そのものは一致しています。</w:t>
+      </w:r>
+    </w:p>
+    <w:tbl>
+      <w:tblPr>
+        <w:tblStyle w:val="TableGrid"/>
+        <w:tblW w:type="auto" w:w="0"/>
+        <w:tblLook w:firstColumn="1" w:firstRow="1" w:lastColumn="0" w:lastRow="0" w:noHBand="0" w:noVBand="1" w:val="04A0"/>
+      </w:tblPr>
+      <w:tblGrid>
+        <w:gridCol w:w="2160"/>
+        <w:gridCol w:w="2160"/>
+        <w:gridCol w:w="2160"/>
+        <w:gridCol w:w="2160"/>
+      </w:tblGrid>
+      <w:tr>
+        <w:tc>
+          <w:tcPr>
+            <w:tcW w:type="dxa" w:w="2160"/>
+          </w:tcPr>
+          <w:p>
+            <w:r/>
+            <w:r>
+              <w:rPr>
+                <w:rFonts w:ascii="游ゴシック" w:hAnsi="游ゴシック" w:eastAsia="游ゴシック"/>
+                <w:b/>
+                <w:sz w:val="18"/>
+              </w:rPr>
+              <w:t>入れ替えた前提</w:t>
+            </w:r>
+          </w:p>
+        </w:tc>
+        <w:tc>
+          <w:tcPr>
+            <w:tcW w:type="dxa" w:w="2160"/>
+          </w:tcPr>
+          <w:p>
+            <w:r/>
+            <w:r>
+              <w:rPr>
+                <w:rFonts w:ascii="游ゴシック" w:hAnsi="游ゴシック" w:eastAsia="游ゴシック"/>
+                <w:b/>
+                <w:sz w:val="18"/>
+              </w:rPr>
+              <w:t>保険料基準額（月額）</w:t>
+            </w:r>
+          </w:p>
+        </w:tc>
+        <w:tc>
+          <w:tcPr>
+            <w:tcW w:type="dxa" w:w="2160"/>
+          </w:tcPr>
+          <w:p>
+            <w:r/>
+            <w:r>
+              <w:rPr>
+                <w:rFonts w:ascii="游ゴシック" w:hAnsi="游ゴシック" w:eastAsia="游ゴシック"/>
+                <w:b/>
+                <w:sz w:val="18"/>
+              </w:rPr>
+              <w:t>差</w:t>
+            </w:r>
+          </w:p>
+        </w:tc>
+        <w:tc>
+          <w:tcPr>
+            <w:tcW w:type="dxa" w:w="2160"/>
+          </w:tcPr>
+          <w:p>
+            <w:r/>
+            <w:r>
+              <w:rPr>
+                <w:rFonts w:ascii="游ゴシック" w:hAnsi="游ゴシック" w:eastAsia="游ゴシック"/>
+                <w:b/>
+                <w:sz w:val="18"/>
+              </w:rPr>
+              <w:t>内容</w:t>
+            </w:r>
+          </w:p>
+        </w:tc>
+      </w:tr>
+      <w:tr>
+        <w:tc>
+          <w:tcPr>
+            <w:tcW w:type="dxa" w:w="2160"/>
+          </w:tcPr>
+          <w:p>
+            <w:r/>
+            <w:r>
+              <w:rPr>
+                <w:sz w:val="18"/>
+              </w:rPr>
+              <w:t>予定保険料収納率を99.35％→99.40％に</w:t>
+            </w:r>
+          </w:p>
+        </w:tc>
+        <w:tc>
+          <w:tcPr>
+            <w:tcW w:type="dxa" w:w="2160"/>
+          </w:tcPr>
+          <w:p>
+            <w:r/>
+            <w:r>
+              <w:rPr>
+                <w:sz w:val="18"/>
+              </w:rPr>
+              <w:t>6,045円</w:t>
+            </w:r>
+          </w:p>
+        </w:tc>
+        <w:tc>
+          <w:tcPr>
+            <w:tcW w:type="dxa" w:w="2160"/>
+          </w:tcPr>
+          <w:p>
+            <w:r/>
+            <w:r>
+              <w:rPr>
+                <w:sz w:val="18"/>
+              </w:rPr>
+              <w:t>**-3円**</w:t>
+            </w:r>
+          </w:p>
+        </w:tc>
+        <w:tc>
+          <w:tcPr>
+            <w:tcW w:type="dxa" w:w="2160"/>
+          </w:tcPr>
+          <w:p>
+            <w:r/>
+            <w:r>
+              <w:rPr>
+                <w:sz w:val="18"/>
+              </w:rPr>
+              <w:t>システムは第9期と同じ99.40％</w:t>
+            </w:r>
+          </w:p>
+        </w:tc>
+      </w:tr>
+      <w:tr>
+        <w:tc>
+          <w:tcPr>
+            <w:tcW w:type="dxa" w:w="2160"/>
+          </w:tcPr>
+          <w:p>
+            <w:r/>
+            <w:r>
+              <w:rPr>
+                <w:sz w:val="18"/>
+              </w:rPr>
+              <w:t>調整交付金見込交付割合を5.533％→5.522％に</w:t>
+            </w:r>
+          </w:p>
+        </w:tc>
+        <w:tc>
+          <w:tcPr>
+            <w:tcW w:type="dxa" w:w="2160"/>
+          </w:tcPr>
+          <w:p>
+            <w:r/>
+            <w:r>
+              <w:rPr>
+                <w:sz w:val="18"/>
+              </w:rPr>
+              <w:t>6,048円</w:t>
+            </w:r>
+          </w:p>
+        </w:tc>
+        <w:tc>
+          <w:tcPr>
+            <w:tcW w:type="dxa" w:w="2160"/>
+          </w:tcPr>
+          <w:p>
+            <w:r/>
+            <w:r>
+              <w:rPr>
+                <w:sz w:val="18"/>
+              </w:rPr>
+              <w:t>**+3円**</w:t>
+            </w:r>
+          </w:p>
+        </w:tc>
+        <w:tc>
+          <w:tcPr>
+            <w:tcW w:type="dxa" w:w="2160"/>
+          </w:tcPr>
+          <w:p>
+            <w:r/>
+            <w:r>
+              <w:rPr>
+                <w:sz w:val="18"/>
+              </w:rPr>
+              <w:t>**算式は一致。差は0.011ポイント**</w:t>
+            </w:r>
+          </w:p>
+        </w:tc>
+      </w:tr>
+      <w:tr>
+        <w:tc>
+          <w:tcPr>
+            <w:tcW w:type="dxa" w:w="2160"/>
+          </w:tcPr>
+          <w:p>
+            <w:r/>
+            <w:r>
+              <w:rPr>
+                <w:sz w:val="18"/>
+              </w:rPr>
+              <w:t>補正後被保険者数を10,245人→10,235人に</w:t>
+            </w:r>
+          </w:p>
+        </w:tc>
+        <w:tc>
+          <w:tcPr>
+            <w:tcW w:type="dxa" w:w="2160"/>
+          </w:tcPr>
+          <w:p>
+            <w:r/>
+            <w:r>
+              <w:rPr>
+                <w:sz w:val="18"/>
+              </w:rPr>
+              <w:t>6,057円</w:t>
+            </w:r>
+          </w:p>
+        </w:tc>
+        <w:tc>
+          <w:tcPr>
+            <w:tcW w:type="dxa" w:w="2160"/>
+          </w:tcPr>
+          <w:p>
+            <w:r/>
+            <w:r>
+              <w:rPr>
+                <w:sz w:val="18"/>
+              </w:rPr>
+              <w:t>**+9円**</w:t>
+            </w:r>
+          </w:p>
+        </w:tc>
+        <w:tc>
+          <w:tcPr>
+            <w:tcW w:type="dxa" w:w="2160"/>
+          </w:tcPr>
+          <w:p>
+            <w:r/>
+            <w:r>
+              <w:rPr>
+                <w:sz w:val="18"/>
+              </w:rPr>
+              <w:t>システムの将来推計人口による</w:t>
+            </w:r>
+          </w:p>
+        </w:tc>
+      </w:tr>
+      <w:tr>
+        <w:tc>
+          <w:tcPr>
+            <w:tcW w:type="dxa" w:w="2160"/>
+          </w:tcPr>
+          <w:p>
+            <w:r/>
+            <w:r>
+              <w:rPr>
+                <w:sz w:val="18"/>
+              </w:rPr>
+              <w:t>**標準給付費をシステムの額に**</w:t>
+            </w:r>
+          </w:p>
+        </w:tc>
+        <w:tc>
+          <w:tcPr>
+            <w:tcW w:type="dxa" w:w="2160"/>
+          </w:tcPr>
+          <w:p>
+            <w:r/>
+            <w:r>
+              <w:rPr>
+                <w:sz w:val="18"/>
+              </w:rPr>
+              <w:t>6,533円</w:t>
+            </w:r>
+          </w:p>
+        </w:tc>
+        <w:tc>
+          <w:tcPr>
+            <w:tcW w:type="dxa" w:w="2160"/>
+          </w:tcPr>
+          <w:p>
+            <w:r/>
+            <w:r>
+              <w:rPr>
+                <w:sz w:val="18"/>
+              </w:rPr>
+              <w:t>**+477円**</w:t>
+            </w:r>
+          </w:p>
+        </w:tc>
+        <w:tc>
+          <w:tcPr>
+            <w:tcW w:type="dxa" w:w="2160"/>
+          </w:tcPr>
+          <w:p>
+            <w:r/>
+            <w:r>
+              <w:rPr>
+                <w:sz w:val="18"/>
+              </w:rPr>
+              <w:t>**3,093,948千円→3,354,617千円（＋8.4％）**</w:t>
+            </w:r>
+          </w:p>
+        </w:tc>
+      </w:tr>
+    </w:tbl>
+    <w:p>
+      <w:r>
+        <w:t>**差のほとんどは標準給付費の差であり、それは令和8年度をどう置くかの違いによるものです。**システムは令和8年度を国保連月報の1か月分で置いており、在宅サービスを523,408千円（令和9年度）と見込んでいます。**本計画は同4〜6月提供分（3か月）で置いており、前年同期比は0.9598です。****令和8年度の国保連月報が12か月そろうのは令和9年5月であり、それまでどちらが当たっているかを確かめることはできません。**</w:t>
+      </w:r>
+    </w:p>
+    <w:p>
+      <w:r>
+        <w:t>**そのため、協議会には標準ケースと見える化システムによるケースの両方をお示しし、ご判断をいただくこととします。****切り上げた水準では、前者が6,100円（第9期から▲500円）、後者が6,600円（第9期と同額の据え置き）となり、引下げか据え置きかの分かれ目にあたります。**</w:t>
       </w:r>
     </w:p>
     <w:p/>
